--- a/Coding 1 - year/Unit 2 - Variables, Data Types & Expressions/Daily Lesson Plans/Word/Day 41.docx
+++ b/Coding 1 - year/Unit 2 - Variables, Data Types & Expressions/Daily Lesson Plans/Word/Day 41.docx
@@ -50,12 +50,15 @@
               </w:rPr>
               <w:t xml:space="preserve">Coding I — Full Year</w:t>
             </w:r>
-          </w:p>
-          <w:p>
-            <w:pPr>
-              <w:spacing w:before="40"/>
-              <w:jc w:val="center"/>
-            </w:pPr>
+            <w:r>
+              <w:rPr>
+                <w:rFonts w:ascii="Arial" w:cs="Arial" w:eastAsia="Arial" w:hAnsi="Arial"/>
+                <w:sz w:val="16"/>
+                <w:szCs w:val="16"/>
+              </w:rPr>
+              <w:br/>
+              <w:t xml:space="preserve"/>
+            </w:r>
             <w:r>
               <w:rPr>
                 <w:rFonts w:ascii="Arial" w:cs="Arial" w:eastAsia="Arial" w:hAnsi="Arial"/>
@@ -83,7 +86,7 @@
           <w:rFonts w:ascii="Arial" w:cs="Arial" w:eastAsia="Arial" w:hAnsi="Arial"/>
           <w:b/>
           <w:bCs/>
-          <w:color w:val="1F3864"/>
+          <w:color w:val="2B5797"/>
           <w:sz w:val="32"/>
           <w:szCs w:val="32"/>
         </w:rPr>
@@ -261,9 +264,9 @@
               <w:right w:val="single" w:color="CCCCCC" w:sz="1"/>
             </w:tcBorders>
             <w:tcMar>
-              <w:top w:type="dxa" w:w="60"/>
+              <w:top w:type="dxa" w:w="80"/>
               <w:left w:type="dxa" w:w="120"/>
-              <w:bottom w:type="dxa" w:w="60"/>
+              <w:bottom w:type="dxa" w:w="80"/>
               <w:right w:type="dxa" w:w="120"/>
             </w:tcMar>
           </w:tcPr>
@@ -290,20 +293,147 @@
               <w:right w:val="single" w:color="CCCCCC" w:sz="1"/>
             </w:tcBorders>
             <w:tcMar>
-              <w:top w:type="dxa" w:w="60"/>
+              <w:top w:type="dxa" w:w="80"/>
               <w:left w:type="dxa" w:w="120"/>
-              <w:bottom w:type="dxa" w:w="60"/>
+              <w:bottom w:type="dxa" w:w="80"/>
               <w:right w:type="dxa" w:w="120"/>
             </w:tcMar>
           </w:tcPr>
           <w:p>
-            <w:r>
-              <w:rPr>
-                <w:rFonts w:ascii="Arial" w:cs="Arial" w:eastAsia="Arial" w:hAnsi="Arial"/>
-                <w:sz w:val="20"/>
-                <w:szCs w:val="20"/>
+            <w:pPr>
+              <w:spacing w:after="80" w:before="80"/>
+            </w:pPr>
+            <w:r>
+              <w:rPr>
+                <w:rFonts w:ascii="Arial" w:cs="Arial" w:eastAsia="Arial" w:hAnsi="Arial"/>
+                <w:b/>
+                <w:bCs/>
+                <w:i w:val="false"/>
+                <w:iCs w:val="false"/>
+                <w:color w:val="000000"/>
+                <w:sz w:val="22"/>
+                <w:szCs w:val="22"/>
               </w:rPr>
               <w:t xml:space="preserve">Bell Ringer / Review</w:t>
+            </w:r>
+            <w:r>
+              <w:rPr>
+                <w:rFonts w:ascii="Arial" w:cs="Arial" w:eastAsia="Arial" w:hAnsi="Arial"/>
+                <w:sz w:val="20"/>
+                <w:szCs w:val="20"/>
+              </w:rPr>
+              <w:br/>
+              <w:t xml:space="preserve"/>
+            </w:r>
+            <w:r>
+              <w:rPr>
+                <w:rFonts w:ascii="Arial" w:cs="Arial" w:eastAsia="Arial" w:hAnsi="Arial"/>
+                <w:sz w:val="20"/>
+                <w:szCs w:val="20"/>
+              </w:rPr>
+              <w:br/>
+              <w:t xml:space="preserve"/>
+            </w:r>
+            <w:r>
+              <w:rPr>
+                <w:rFonts w:ascii="Arial" w:cs="Arial" w:eastAsia="Arial" w:hAnsi="Arial"/>
+                <w:b/>
+                <w:bCs/>
+                <w:i w:val="false"/>
+                <w:iCs w:val="false"/>
+                <w:color w:val="000000"/>
+                <w:sz w:val="20"/>
+                <w:szCs w:val="20"/>
+              </w:rPr>
+              <w:t xml:space="preserve">Quick Write </w:t>
+            </w:r>
+            <w:r>
+              <w:rPr>
+                <w:rFonts w:ascii="Arial" w:cs="Arial" w:eastAsia="Arial" w:hAnsi="Arial"/>
+                <w:b w:val="false"/>
+                <w:bCs w:val="false"/>
+                <w:i w:val="false"/>
+                <w:iCs w:val="false"/>
+                <w:color w:val="000000"/>
+                <w:sz w:val="20"/>
+                <w:szCs w:val="20"/>
+              </w:rPr>
+              <w:t xml:space="preserve">(3 min — written or verbal):</w:t>
+            </w:r>
+            <w:r>
+              <w:rPr>
+                <w:rFonts w:ascii="Arial" w:cs="Arial" w:eastAsia="Arial" w:hAnsi="Arial"/>
+                <w:sz w:val="20"/>
+                <w:szCs w:val="20"/>
+              </w:rPr>
+              <w:br/>
+              <w:t xml:space="preserve"/>
+            </w:r>
+            <w:r>
+              <w:rPr>
+                <w:rFonts w:ascii="Arial" w:cs="Arial" w:eastAsia="Arial" w:hAnsi="Arial"/>
+                <w:b w:val="false"/>
+                <w:bCs w:val="false"/>
+                <w:i w:val="false"/>
+                <w:iCs w:val="false"/>
+                <w:color w:val="000000"/>
+                <w:sz w:val="20"/>
+                <w:szCs w:val="20"/>
+              </w:rPr>
+              <w:t xml:space="preserve">    In your own words: Identify, explain, and apply all major concepts from Unit 2?</w:t>
+            </w:r>
+            <w:r>
+              <w:rPr>
+                <w:rFonts w:ascii="Arial" w:cs="Arial" w:eastAsia="Arial" w:hAnsi="Arial"/>
+                <w:sz w:val="20"/>
+                <w:szCs w:val="20"/>
+              </w:rPr>
+              <w:br/>
+              <w:t xml:space="preserve"/>
+            </w:r>
+            <w:r>
+              <w:rPr>
+                <w:rFonts w:ascii="Arial" w:cs="Arial" w:eastAsia="Arial" w:hAnsi="Arial"/>
+                <w:sz w:val="20"/>
+                <w:szCs w:val="20"/>
+              </w:rPr>
+              <w:br/>
+              <w:t xml:space="preserve"/>
+            </w:r>
+            <w:r>
+              <w:rPr>
+                <w:rFonts w:ascii="Arial" w:cs="Arial" w:eastAsia="Arial" w:hAnsi="Arial"/>
+                <w:b w:val="false"/>
+                <w:bCs w:val="false"/>
+                <w:i/>
+                <w:iCs/>
+                <w:color w:val="444444"/>
+                <w:sz w:val="20"/>
+                <w:szCs w:val="20"/>
+              </w:rPr>
+              <w:t xml:space="preserve">Today's Goal: By the end of class you will be able to identify, explain, and apply all major concepts from Unit 2.</w:t>
+            </w:r>
+            <w:r>
+              <w:rPr>
+                <w:rFonts w:ascii="Arial" w:cs="Arial" w:eastAsia="Arial" w:hAnsi="Arial"/>
+                <w:sz w:val="20"/>
+                <w:szCs w:val="20"/>
+              </w:rPr>
+              <w:br/>
+              <w:t xml:space="preserve"/>
+            </w:r>
+            <w:r>
+              <w:rPr>
+                <w:rFonts w:ascii="Arial" w:cs="Arial" w:eastAsia="Arial" w:hAnsi="Arial"/>
+                <w:b w:val="false"/>
+                <w:bCs w:val="false"/>
+                <w:i/>
+                <w:iCs/>
+                <w:color w:val="555555"/>
+                <w:sz w:val="20"/>
+                <w:szCs w:val="20"/>
+              </w:rPr>
+              <w:t xml:space="preserve">→ Pair-share your response, then 2–3 students share with the class.</w:t>
             </w:r>
           </w:p>
         </w:tc>
@@ -319,9 +449,9 @@
               <w:right w:val="single" w:color="CCCCCC" w:sz="1"/>
             </w:tcBorders>
             <w:tcMar>
-              <w:top w:type="dxa" w:w="60"/>
+              <w:top w:type="dxa" w:w="80"/>
               <w:left w:type="dxa" w:w="120"/>
-              <w:bottom w:type="dxa" w:w="60"/>
+              <w:bottom w:type="dxa" w:w="80"/>
               <w:right w:type="dxa" w:w="120"/>
             </w:tcMar>
           </w:tcPr>
@@ -348,20 +478,164 @@
               <w:right w:val="single" w:color="CCCCCC" w:sz="1"/>
             </w:tcBorders>
             <w:tcMar>
-              <w:top w:type="dxa" w:w="60"/>
+              <w:top w:type="dxa" w:w="80"/>
               <w:left w:type="dxa" w:w="120"/>
-              <w:bottom w:type="dxa" w:w="60"/>
+              <w:bottom w:type="dxa" w:w="80"/>
               <w:right w:type="dxa" w:w="120"/>
             </w:tcMar>
           </w:tcPr>
           <w:p>
-            <w:r>
-              <w:rPr>
-                <w:rFonts w:ascii="Arial" w:cs="Arial" w:eastAsia="Arial" w:hAnsi="Arial"/>
-                <w:sz w:val="20"/>
-                <w:szCs w:val="20"/>
-              </w:rPr>
-              <w:t xml:space="preserve">Mini Lesson: Comprehensive Review — Vocabulary and Concepts</w:t>
+            <w:pPr>
+              <w:spacing w:after="80" w:before="80"/>
+            </w:pPr>
+            <w:r>
+              <w:rPr>
+                <w:rFonts w:ascii="Arial" w:cs="Arial" w:eastAsia="Arial" w:hAnsi="Arial"/>
+                <w:b/>
+                <w:bCs/>
+                <w:i w:val="false"/>
+                <w:iCs w:val="false"/>
+                <w:color w:val="000000"/>
+                <w:sz w:val="22"/>
+                <w:szCs w:val="22"/>
+              </w:rPr>
+              <w:t xml:space="preserve">Mini Lesson: </w:t>
+            </w:r>
+            <w:r>
+              <w:rPr>
+                <w:rFonts w:ascii="Arial" w:cs="Arial" w:eastAsia="Arial" w:hAnsi="Arial"/>
+                <w:b w:val="false"/>
+                <w:bCs w:val="false"/>
+                <w:i w:val="false"/>
+                <w:iCs w:val="false"/>
+                <w:color w:val="000000"/>
+                <w:sz w:val="22"/>
+                <w:szCs w:val="22"/>
+              </w:rPr>
+              <w:t xml:space="preserve">Comprehensive Review — Vocabulary and Concepts</w:t>
+            </w:r>
+            <w:r>
+              <w:rPr>
+                <w:rFonts w:ascii="Arial" w:cs="Arial" w:eastAsia="Arial" w:hAnsi="Arial"/>
+                <w:sz w:val="20"/>
+                <w:szCs w:val="20"/>
+              </w:rPr>
+              <w:br/>
+              <w:t xml:space="preserve"/>
+            </w:r>
+            <w:r>
+              <w:rPr>
+                <w:rFonts w:ascii="Arial" w:cs="Arial" w:eastAsia="Arial" w:hAnsi="Arial"/>
+                <w:sz w:val="20"/>
+                <w:szCs w:val="20"/>
+              </w:rPr>
+              <w:br/>
+              <w:t xml:space="preserve"/>
+            </w:r>
+            <w:r>
+              <w:rPr>
+                <w:rFonts w:ascii="Arial" w:cs="Arial" w:eastAsia="Arial" w:hAnsi="Arial"/>
+                <w:b/>
+                <w:bCs/>
+                <w:i/>
+                <w:iCs/>
+                <w:color w:val="000000"/>
+                <w:sz w:val="20"/>
+                <w:szCs w:val="20"/>
+              </w:rPr>
+              <w:t xml:space="preserve">Learning Target: </w:t>
+            </w:r>
+            <w:r>
+              <w:rPr>
+                <w:rFonts w:ascii="Arial" w:cs="Arial" w:eastAsia="Arial" w:hAnsi="Arial"/>
+                <w:b w:val="false"/>
+                <w:bCs w:val="false"/>
+                <w:i/>
+                <w:iCs/>
+                <w:color w:val="333333"/>
+                <w:sz w:val="20"/>
+                <w:szCs w:val="20"/>
+              </w:rPr>
+              <w:t xml:space="preserve">I can identify, explain, and apply all major concepts from Unit 2.</w:t>
+            </w:r>
+            <w:r>
+              <w:rPr>
+                <w:rFonts w:ascii="Arial" w:cs="Arial" w:eastAsia="Arial" w:hAnsi="Arial"/>
+                <w:sz w:val="20"/>
+                <w:szCs w:val="20"/>
+              </w:rPr>
+              <w:br/>
+              <w:t xml:space="preserve"/>
+            </w:r>
+            <w:r>
+              <w:rPr>
+                <w:rFonts w:ascii="Arial" w:cs="Arial" w:eastAsia="Arial" w:hAnsi="Arial"/>
+                <w:sz w:val="20"/>
+                <w:szCs w:val="20"/>
+              </w:rPr>
+              <w:br/>
+              <w:t xml:space="preserve"/>
+            </w:r>
+            <w:r>
+              <w:rPr>
+                <w:rFonts w:ascii="Arial" w:cs="Arial" w:eastAsia="Arial" w:hAnsi="Arial"/>
+                <w:b/>
+                <w:bCs/>
+                <w:i/>
+                <w:iCs/>
+                <w:color w:val="555555"/>
+                <w:sz w:val="20"/>
+                <w:szCs w:val="20"/>
+              </w:rPr>
+              <w:t xml:space="preserve">→ Live Demo — </w:t>
+            </w:r>
+            <w:r>
+              <w:rPr>
+                <w:rFonts w:ascii="Arial" w:cs="Arial" w:eastAsia="Arial" w:hAnsi="Arial"/>
+                <w:b w:val="false"/>
+                <w:bCs w:val="false"/>
+                <w:i/>
+                <w:iCs/>
+                <w:color w:val="555555"/>
+                <w:sz w:val="20"/>
+                <w:szCs w:val="20"/>
+              </w:rPr>
+              <w:t xml:space="preserve">type examples as students follow along in their own editor.</w:t>
+            </w:r>
+            <w:r>
+              <w:rPr>
+                <w:rFonts w:ascii="Arial" w:cs="Arial" w:eastAsia="Arial" w:hAnsi="Arial"/>
+                <w:sz w:val="20"/>
+                <w:szCs w:val="20"/>
+              </w:rPr>
+              <w:br/>
+              <w:t xml:space="preserve"/>
+            </w:r>
+            <w:r>
+              <w:rPr>
+                <w:rFonts w:ascii="Arial" w:cs="Arial" w:eastAsia="Arial" w:hAnsi="Arial"/>
+                <w:b/>
+                <w:bCs/>
+                <w:i/>
+                <w:iCs/>
+                <w:color w:val="555555"/>
+                <w:sz w:val="20"/>
+                <w:szCs w:val="20"/>
+              </w:rPr>
+              <w:t xml:space="preserve">→ Check for Understanding: </w:t>
+            </w:r>
+            <w:r>
+              <w:rPr>
+                <w:rFonts w:ascii="Arial" w:cs="Arial" w:eastAsia="Arial" w:hAnsi="Arial"/>
+                <w:b w:val="false"/>
+                <w:bCs w:val="false"/>
+                <w:i/>
+                <w:iCs/>
+                <w:color w:val="555555"/>
+                <w:sz w:val="20"/>
+                <w:szCs w:val="20"/>
+              </w:rPr>
+              <w:t xml:space="preserve">pause and cold-call: “Can someone explain what we just did in their own words?”</w:t>
             </w:r>
           </w:p>
         </w:tc>
@@ -377,9 +651,9 @@
               <w:right w:val="single" w:color="CCCCCC" w:sz="1"/>
             </w:tcBorders>
             <w:tcMar>
-              <w:top w:type="dxa" w:w="60"/>
+              <w:top w:type="dxa" w:w="80"/>
               <w:left w:type="dxa" w:w="120"/>
-              <w:bottom w:type="dxa" w:w="60"/>
+              <w:bottom w:type="dxa" w:w="80"/>
               <w:right w:type="dxa" w:w="120"/>
             </w:tcMar>
           </w:tcPr>
@@ -392,7 +666,7 @@
                 <w:sz w:val="20"/>
                 <w:szCs w:val="20"/>
               </w:rPr>
-              <w:t xml:space="preserve">15-20 min</w:t>
+              <w:t xml:space="preserve">15–20 min</w:t>
             </w:r>
           </w:p>
         </w:tc>
@@ -406,20 +680,164 @@
               <w:right w:val="single" w:color="CCCCCC" w:sz="1"/>
             </w:tcBorders>
             <w:tcMar>
-              <w:top w:type="dxa" w:w="60"/>
+              <w:top w:type="dxa" w:w="80"/>
               <w:left w:type="dxa" w:w="120"/>
-              <w:bottom w:type="dxa" w:w="60"/>
+              <w:bottom w:type="dxa" w:w="80"/>
               <w:right w:type="dxa" w:w="120"/>
             </w:tcMar>
           </w:tcPr>
           <w:p>
-            <w:r>
-              <w:rPr>
-                <w:rFonts w:ascii="Arial" w:cs="Arial" w:eastAsia="Arial" w:hAnsi="Arial"/>
-                <w:sz w:val="20"/>
-                <w:szCs w:val="20"/>
+            <w:pPr>
+              <w:spacing w:after="80" w:before="80"/>
+            </w:pPr>
+            <w:r>
+              <w:rPr>
+                <w:rFonts w:ascii="Arial" w:cs="Arial" w:eastAsia="Arial" w:hAnsi="Arial"/>
+                <w:b/>
+                <w:bCs/>
+                <w:i w:val="false"/>
+                <w:iCs w:val="false"/>
+                <w:color w:val="000000"/>
+                <w:sz w:val="22"/>
+                <w:szCs w:val="22"/>
               </w:rPr>
               <w:t xml:space="preserve">Independent Practice / Code Along</w:t>
+            </w:r>
+            <w:r>
+              <w:rPr>
+                <w:rFonts w:ascii="Arial" w:cs="Arial" w:eastAsia="Arial" w:hAnsi="Arial"/>
+                <w:sz w:val="20"/>
+                <w:szCs w:val="20"/>
+              </w:rPr>
+              <w:br/>
+              <w:t xml:space="preserve"/>
+            </w:r>
+            <w:r>
+              <w:rPr>
+                <w:rFonts w:ascii="Arial" w:cs="Arial" w:eastAsia="Arial" w:hAnsi="Arial"/>
+                <w:b/>
+                <w:bCs/>
+                <w:i w:val="false"/>
+                <w:iCs w:val="false"/>
+                <w:color w:val="000000"/>
+                <w:sz w:val="20"/>
+                <w:szCs w:val="20"/>
+              </w:rPr>
+              <w:t xml:space="preserve">    Beginner: </w:t>
+            </w:r>
+            <w:r>
+              <w:rPr>
+                <w:rFonts w:ascii="Arial" w:cs="Arial" w:eastAsia="Arial" w:hAnsi="Arial"/>
+                <w:b w:val="false"/>
+                <w:bCs w:val="false"/>
+                <w:i w:val="false"/>
+                <w:iCs w:val="false"/>
+                <w:color w:val="000000"/>
+                <w:sz w:val="20"/>
+                <w:szCs w:val="20"/>
+              </w:rPr>
+              <w:t xml:space="preserve">: Vocabulary Match Match each term to its definition: 1. Slicing ___ 2. Type conversion ___ 3. String method ___ 4. Operator precedence ___…</w:t>
+            </w:r>
+            <w:r>
+              <w:rPr>
+                <w:rFonts w:ascii="Arial" w:cs="Arial" w:eastAsia="Arial" w:hAnsi="Arial"/>
+                <w:sz w:val="20"/>
+                <w:szCs w:val="20"/>
+              </w:rPr>
+              <w:br/>
+              <w:t xml:space="preserve"/>
+            </w:r>
+            <w:r>
+              <w:rPr>
+                <w:rFonts w:ascii="Arial" w:cs="Arial" w:eastAsia="Arial" w:hAnsi="Arial"/>
+                <w:b/>
+                <w:bCs/>
+                <w:i w:val="false"/>
+                <w:iCs w:val="false"/>
+                <w:color w:val="000000"/>
+                <w:sz w:val="20"/>
+                <w:szCs w:val="20"/>
+              </w:rPr>
+              <w:t xml:space="preserve">    Intermediate: </w:t>
+            </w:r>
+            <w:r>
+              <w:rPr>
+                <w:rFonts w:ascii="Arial" w:cs="Arial" w:eastAsia="Arial" w:hAnsi="Arial"/>
+                <w:b w:val="false"/>
+                <w:bCs w:val="false"/>
+                <w:i w:val="false"/>
+                <w:iCs w:val="false"/>
+                <w:color w:val="000000"/>
+                <w:sz w:val="20"/>
+                <w:szCs w:val="20"/>
+              </w:rPr>
+              <w:t xml:space="preserve">: Code Trace Predict the output:</w:t>
+            </w:r>
+            <w:r>
+              <w:rPr>
+                <w:rFonts w:ascii="Arial" w:cs="Arial" w:eastAsia="Arial" w:hAnsi="Arial"/>
+                <w:sz w:val="20"/>
+                <w:szCs w:val="20"/>
+              </w:rPr>
+              <w:br/>
+              <w:t xml:space="preserve"/>
+            </w:r>
+            <w:r>
+              <w:rPr>
+                <w:rFonts w:ascii="Arial" w:cs="Arial" w:eastAsia="Arial" w:hAnsi="Arial"/>
+                <w:b/>
+                <w:bCs/>
+                <w:i w:val="false"/>
+                <w:iCs w:val="false"/>
+                <w:color w:val="000000"/>
+                <w:sz w:val="20"/>
+                <w:szCs w:val="20"/>
+              </w:rPr>
+              <w:t xml:space="preserve">    Challenge: </w:t>
+            </w:r>
+            <w:r>
+              <w:rPr>
+                <w:rFonts w:ascii="Arial" w:cs="Arial" w:eastAsia="Arial" w:hAnsi="Arial"/>
+                <w:b w:val="false"/>
+                <w:bCs w:val="false"/>
+                <w:i w:val="false"/>
+                <w:iCs w:val="false"/>
+                <w:color w:val="000000"/>
+                <w:sz w:val="20"/>
+                <w:szCs w:val="20"/>
+              </w:rPr>
+              <w:t xml:space="preserve">: Error Identification What's wrong with this code?</w:t>
+            </w:r>
+            <w:r>
+              <w:rPr>
+                <w:rFonts w:ascii="Arial" w:cs="Arial" w:eastAsia="Arial" w:hAnsi="Arial"/>
+                <w:sz w:val="20"/>
+                <w:szCs w:val="20"/>
+              </w:rPr>
+              <w:br/>
+              <w:t xml:space="preserve"/>
+            </w:r>
+            <w:r>
+              <w:rPr>
+                <w:rFonts w:ascii="Arial" w:cs="Arial" w:eastAsia="Arial" w:hAnsi="Arial"/>
+                <w:sz w:val="20"/>
+                <w:szCs w:val="20"/>
+              </w:rPr>
+              <w:br/>
+              <w:t xml:space="preserve"/>
+            </w:r>
+            <w:r>
+              <w:rPr>
+                <w:rFonts w:ascii="Arial" w:cs="Arial" w:eastAsia="Arial" w:hAnsi="Arial"/>
+                <w:b w:val="false"/>
+                <w:bCs w:val="false"/>
+                <w:i/>
+                <w:iCs/>
+                <w:color w:val="555555"/>
+                <w:sz w:val="20"/>
+                <w:szCs w:val="20"/>
+              </w:rPr>
+              <w:t xml:space="preserve">→ Teacher circulates — offer hints, check for understanding.</w:t>
             </w:r>
           </w:p>
         </w:tc>
@@ -435,9 +853,9 @@
               <w:right w:val="single" w:color="CCCCCC" w:sz="1"/>
             </w:tcBorders>
             <w:tcMar>
-              <w:top w:type="dxa" w:w="60"/>
+              <w:top w:type="dxa" w:w="80"/>
               <w:left w:type="dxa" w:w="120"/>
-              <w:bottom w:type="dxa" w:w="60"/>
+              <w:bottom w:type="dxa" w:w="80"/>
               <w:right w:type="dxa" w:w="120"/>
             </w:tcMar>
           </w:tcPr>
@@ -464,20 +882,90 @@
               <w:right w:val="single" w:color="CCCCCC" w:sz="1"/>
             </w:tcBorders>
             <w:tcMar>
-              <w:top w:type="dxa" w:w="60"/>
+              <w:top w:type="dxa" w:w="80"/>
               <w:left w:type="dxa" w:w="120"/>
-              <w:bottom w:type="dxa" w:w="60"/>
+              <w:bottom w:type="dxa" w:w="80"/>
               <w:right w:type="dxa" w:w="120"/>
             </w:tcMar>
           </w:tcPr>
           <w:p>
-            <w:r>
-              <w:rPr>
-                <w:rFonts w:ascii="Arial" w:cs="Arial" w:eastAsia="Arial" w:hAnsi="Arial"/>
-                <w:sz w:val="20"/>
-                <w:szCs w:val="20"/>
+            <w:pPr>
+              <w:spacing w:after="80" w:before="80"/>
+            </w:pPr>
+            <w:r>
+              <w:rPr>
+                <w:rFonts w:ascii="Arial" w:cs="Arial" w:eastAsia="Arial" w:hAnsi="Arial"/>
+                <w:b/>
+                <w:bCs/>
+                <w:i w:val="false"/>
+                <w:iCs w:val="false"/>
+                <w:color w:val="000000"/>
+                <w:sz w:val="22"/>
+                <w:szCs w:val="22"/>
               </w:rPr>
               <w:t xml:space="preserve">Exit Ticket / Wrap-Up</w:t>
+            </w:r>
+            <w:r>
+              <w:rPr>
+                <w:rFonts w:ascii="Arial" w:cs="Arial" w:eastAsia="Arial" w:hAnsi="Arial"/>
+                <w:sz w:val="20"/>
+                <w:szCs w:val="20"/>
+              </w:rPr>
+              <w:br/>
+              <w:t xml:space="preserve"/>
+            </w:r>
+            <w:r>
+              <w:rPr>
+                <w:rFonts w:ascii="Arial" w:cs="Arial" w:eastAsia="Arial" w:hAnsi="Arial"/>
+                <w:sz w:val="20"/>
+                <w:szCs w:val="20"/>
+              </w:rPr>
+              <w:br/>
+              <w:t xml:space="preserve"/>
+            </w:r>
+            <w:r>
+              <w:rPr>
+                <w:rFonts w:ascii="Arial" w:cs="Arial" w:eastAsia="Arial" w:hAnsi="Arial"/>
+                <w:b w:val="false"/>
+                <w:bCs w:val="false"/>
+                <w:i w:val="false"/>
+                <w:iCs w:val="false"/>
+                <w:color w:val="000000"/>
+                <w:sz w:val="20"/>
+                <w:szCs w:val="20"/>
+              </w:rPr>
+              <w:t xml:space="preserve">Quick Check: Identify, explain, and apply all major concepts from Unit 2?</w:t>
+            </w:r>
+            <w:r>
+              <w:rPr>
+                <w:rFonts w:ascii="Arial" w:cs="Arial" w:eastAsia="Arial" w:hAnsi="Arial"/>
+                <w:sz w:val="20"/>
+                <w:szCs w:val="20"/>
+              </w:rPr>
+              <w:br/>
+              <w:t xml:space="preserve"/>
+            </w:r>
+            <w:r>
+              <w:rPr>
+                <w:rFonts w:ascii="Arial" w:cs="Arial" w:eastAsia="Arial" w:hAnsi="Arial"/>
+                <w:sz w:val="20"/>
+                <w:szCs w:val="20"/>
+              </w:rPr>
+              <w:br/>
+              <w:t xml:space="preserve"/>
+            </w:r>
+            <w:r>
+              <w:rPr>
+                <w:rFonts w:ascii="Arial" w:cs="Arial" w:eastAsia="Arial" w:hAnsi="Arial"/>
+                <w:b w:val="false"/>
+                <w:bCs w:val="false"/>
+                <w:i/>
+                <w:iCs/>
+                <w:color w:val="555555"/>
+                <w:sz w:val="20"/>
+                <w:szCs w:val="20"/>
+              </w:rPr>
+              <w:t xml:space="preserve">→ 3–2–1: Name 3 things learned, 2 new vocab words, 1 question you still have.</w:t>
             </w:r>
           </w:p>
         </w:tc>
@@ -1000,99 +1488,7 @@
           <w:sz w:val="20"/>
           <w:szCs w:val="20"/>
         </w:rPr>
-        <w:t xml:space="preserve">: Concept Application Write a line of code that: - Asks for a temperature in Celsius - Converts it to Fahrenheit (F = C * 9/5 + 32) - Displays the result formatted to 1 decimal place &lt;details&gt; &lt;summary&gt;✅ Answers&lt;/summary&gt;</w:t>
-      </w:r>
-    </w:p>
-    <w:p>
-      <w:pPr>
-        <w:spacing w:after="80"/>
-      </w:pPr>
-      <w:r>
-        <w:rPr>
-          <w:rFonts w:ascii="Arial" w:cs="Arial" w:eastAsia="Arial" w:hAnsi="Arial"/>
-          <w:b/>
-          <w:bCs/>
-          <w:sz w:val="20"/>
-          <w:szCs w:val="20"/>
-        </w:rPr>
-        <w:t xml:space="preserve">Problem 5: </w:t>
-      </w:r>
-      <w:r>
-        <w:rPr>
-          <w:rFonts w:ascii="Arial" w:cs="Arial" w:eastAsia="Arial" w:hAnsi="Arial"/>
-          <w:sz w:val="20"/>
-          <w:szCs w:val="20"/>
-        </w:rPr>
-        <w:t xml:space="preserve">: 1. d) Slicing 2. b) Type conversion 3. c) String method 4. a) Operator precedence</w:t>
-      </w:r>
-    </w:p>
-    <w:p>
-      <w:pPr>
-        <w:spacing w:after="80"/>
-      </w:pPr>
-      <w:r>
-        <w:rPr>
-          <w:rFonts w:ascii="Arial" w:cs="Arial" w:eastAsia="Arial" w:hAnsi="Arial"/>
-          <w:b/>
-          <w:bCs/>
-          <w:sz w:val="20"/>
-          <w:szCs w:val="20"/>
-        </w:rPr>
-        <w:t xml:space="preserve">Problem 6: </w:t>
-      </w:r>
-      <w:r>
-        <w:rPr>
-          <w:rFonts w:ascii="Arial" w:cs="Arial" w:eastAsia="Arial" w:hAnsi="Arial"/>
-          <w:sz w:val="20"/>
-          <w:szCs w:val="20"/>
-        </w:rPr>
-        <w:t xml:space="preserve">:</w:t>
-      </w:r>
-    </w:p>
-    <w:p>
-      <w:pPr>
-        <w:spacing w:after="80"/>
-      </w:pPr>
-      <w:r>
-        <w:rPr>
-          <w:rFonts w:ascii="Arial" w:cs="Arial" w:eastAsia="Arial" w:hAnsi="Arial"/>
-          <w:b/>
-          <w:bCs/>
-          <w:sz w:val="20"/>
-          <w:szCs w:val="20"/>
-        </w:rPr>
-        <w:t xml:space="preserve">Problem 7: </w:t>
-      </w:r>
-      <w:r>
-        <w:rPr>
-          <w:rFonts w:ascii="Arial" w:cs="Arial" w:eastAsia="Arial" w:hAnsi="Arial"/>
-          <w:sz w:val="20"/>
-          <w:szCs w:val="20"/>
-        </w:rPr>
-        <w:t xml:space="preserve">: - Can't multiply a string by another string - Can't use .2f format on a string - Should convert age to float first - Doesn't make sense logically</w:t>
-      </w:r>
-    </w:p>
-    <w:p>
-      <w:pPr>
-        <w:spacing w:after="80"/>
-      </w:pPr>
-      <w:r>
-        <w:rPr>
-          <w:rFonts w:ascii="Arial" w:cs="Arial" w:eastAsia="Arial" w:hAnsi="Arial"/>
-          <w:b/>
-          <w:bCs/>
-          <w:sz w:val="20"/>
-          <w:szCs w:val="20"/>
-        </w:rPr>
-        <w:t xml:space="preserve">Problem 8: </w:t>
-      </w:r>
-      <w:r>
-        <w:rPr>
-          <w:rFonts w:ascii="Arial" w:cs="Arial" w:eastAsia="Arial" w:hAnsi="Arial"/>
-          <w:sz w:val="20"/>
-          <w:szCs w:val="20"/>
-        </w:rPr>
-        <w:t xml:space="preserve">: &lt;/details&gt; ### Study Guide: Key Formulas &amp; Functions Math Formulas: - Area of circle: π * r² - Hypotenuse (Pythagorean): √(a² + b²) - Temperature conversion: F = (C * 9/5) + 32 - Simple interest: interest = principal * rate * time - Percent increase: new = original * (1 + percent/100) String Funct</w:t>
+        <w:t xml:space="preserve">: Concept Application Write a line of code that: - Asks for a temperature in Celsius - Converts it to Fahrenheit (F = C * 9/5 + 32) - Displays the result formatted to 1 decimal place</w:t>
       </w:r>
     </w:p>
     <w:p>

--- a/Coding 1 - year/Unit 2 - Variables, Data Types & Expressions/Daily Lesson Plans/Word/Day 41.docx
+++ b/Coding 1 - year/Unit 2 - Variables, Data Types & Expressions/Daily Lesson Plans/Word/Day 41.docx
@@ -380,7 +380,7 @@
                 <w:sz w:val="20"/>
                 <w:szCs w:val="20"/>
               </w:rPr>
-              <w:t xml:space="preserve">    In your own words: Identify, explain, and apply all major concepts from Unit 2?</w:t>
+              <w:t xml:space="preserve">    Think about Comprehensive Review — Vocabulary and Concepts. Where might you use this in a real project, and why would it matter?</w:t>
             </w:r>
             <w:r>
               <w:rPr>
@@ -411,7 +411,7 @@
                 <w:sz w:val="20"/>
                 <w:szCs w:val="20"/>
               </w:rPr>
-              <w:t xml:space="preserve">Today's Goal: By the end of class you will be able to identify, explain, and apply all major concepts from Unit 2.</w:t>
+              <w:t xml:space="preserve">Today’s Goal: By the end of class you will be able to identify, explain, and apply all major concepts from Unit 2.</w:t>
             </w:r>
             <w:r>
               <w:rPr>
@@ -934,7 +934,7 @@
                 <w:sz w:val="20"/>
                 <w:szCs w:val="20"/>
               </w:rPr>
-              <w:t xml:space="preserve">Quick Check: Identify, explain, and apply all major concepts from Unit 2?</w:t>
+              <w:t xml:space="preserve">What is one important thing you learned about Comprehensive Review — Vocabulary and Concepts today? How would you explain it to someone?</w:t>
             </w:r>
             <w:r>
               <w:rPr>

--- a/Coding 1 - year/Unit 2 - Variables, Data Types & Expressions/Daily Lesson Plans/Word/Day 41.docx
+++ b/Coding 1 - year/Unit 2 - Variables, Data Types & Expressions/Daily Lesson Plans/Word/Day 41.docx
@@ -403,6 +403,72 @@
             <w:r>
               <w:rPr>
                 <w:rFonts w:ascii="Arial" w:cs="Arial" w:eastAsia="Arial" w:hAnsi="Arial"/>
+                <w:b/>
+                <w:bCs/>
+                <w:i w:val="false"/>
+                <w:iCs w:val="false"/>
+                <w:color w:val="000000"/>
+                <w:sz w:val="20"/>
+                <w:szCs w:val="20"/>
+              </w:rPr>
+              <w:t xml:space="preserve">Vocabulary Preview — </w:t>
+            </w:r>
+            <w:r>
+              <w:rPr>
+                <w:rFonts w:ascii="Arial" w:cs="Arial" w:eastAsia="Arial" w:hAnsi="Arial"/>
+                <w:b w:val="false"/>
+                <w:bCs w:val="false"/>
+                <w:i w:val="false"/>
+                <w:iCs w:val="false"/>
+                <w:color w:val="000000"/>
+                <w:sz w:val="20"/>
+                <w:szCs w:val="20"/>
+              </w:rPr>
+              <w:t xml:space="preserve">terms we'll use today:</w:t>
+            </w:r>
+            <w:r>
+              <w:rPr>
+                <w:rFonts w:ascii="Arial" w:cs="Arial" w:eastAsia="Arial" w:hAnsi="Arial"/>
+                <w:sz w:val="20"/>
+                <w:szCs w:val="20"/>
+              </w:rPr>
+              <w:br/>
+              <w:t xml:space="preserve"/>
+            </w:r>
+            <w:r>
+              <w:rPr>
+                <w:rFonts w:ascii="Arial" w:cs="Arial" w:eastAsia="Arial" w:hAnsi="Arial"/>
+                <w:b w:val="false"/>
+                <w:bCs w:val="false"/>
+                <w:i w:val="false"/>
+                <w:iCs w:val="false"/>
+                <w:color w:val="000000"/>
+                <w:sz w:val="20"/>
+                <w:szCs w:val="20"/>
+              </w:rPr>
+              <w:t xml:space="preserve">    • Learning Target   •   vocabulary   •   core concepts   •   Data Types   •   Integer (int)   •   Float</w:t>
+            </w:r>
+            <w:r>
+              <w:rPr>
+                <w:rFonts w:ascii="Arial" w:cs="Arial" w:eastAsia="Arial" w:hAnsi="Arial"/>
+                <w:sz w:val="20"/>
+                <w:szCs w:val="20"/>
+              </w:rPr>
+              <w:br/>
+              <w:t xml:space="preserve"/>
+            </w:r>
+            <w:r>
+              <w:rPr>
+                <w:rFonts w:ascii="Arial" w:cs="Arial" w:eastAsia="Arial" w:hAnsi="Arial"/>
+                <w:sz w:val="20"/>
+                <w:szCs w:val="20"/>
+              </w:rPr>
+              <w:br/>
+              <w:t xml:space="preserve"/>
+            </w:r>
+            <w:r>
+              <w:rPr>
+                <w:rFonts w:ascii="Arial" w:cs="Arial" w:eastAsia="Arial" w:hAnsi="Arial"/>
                 <w:b w:val="false"/>
                 <w:bCs w:val="false"/>
                 <w:i/>
@@ -579,6 +645,310 @@
             <w:r>
               <w:rPr>
                 <w:rFonts w:ascii="Arial" w:cs="Arial" w:eastAsia="Arial" w:hAnsi="Arial"/>
+                <w:b w:val="false"/>
+                <w:bCs w:val="false"/>
+                <w:i w:val="false"/>
+                <w:iCs w:val="false"/>
+                <w:color w:val="000000"/>
+                <w:sz w:val="20"/>
+                <w:szCs w:val="20"/>
+              </w:rPr>
+              <w:t xml:space="preserve">Learning Target: I can identify, explain, and apply all major concepts from Unit 2.</w:t>
+            </w:r>
+            <w:r>
+              <w:rPr>
+                <w:rFonts w:ascii="Arial" w:cs="Arial" w:eastAsia="Arial" w:hAnsi="Arial"/>
+                <w:sz w:val="20"/>
+                <w:szCs w:val="20"/>
+              </w:rPr>
+              <w:br/>
+              <w:t xml:space="preserve"/>
+            </w:r>
+            <w:r>
+              <w:rPr>
+                <w:rFonts w:ascii="Arial" w:cs="Arial" w:eastAsia="Arial" w:hAnsi="Arial"/>
+                <w:b w:val="false"/>
+                <w:bCs w:val="false"/>
+                <w:i w:val="false"/>
+                <w:iCs w:val="false"/>
+                <w:color w:val="000000"/>
+                <w:sz w:val="20"/>
+                <w:szCs w:val="20"/>
+              </w:rPr>
+              <w:t xml:space="preserve">This day focuses on ensuring you understand the vocabulary and core concepts of Unit 2. We'll do a comprehensive review that will prepare you for the assessment.</w:t>
+            </w:r>
+            <w:r>
+              <w:rPr>
+                <w:rFonts w:ascii="Arial" w:cs="Arial" w:eastAsia="Arial" w:hAnsi="Arial"/>
+                <w:sz w:val="20"/>
+                <w:szCs w:val="20"/>
+              </w:rPr>
+              <w:br/>
+              <w:t xml:space="preserve"/>
+            </w:r>
+            <w:r>
+              <w:rPr>
+                <w:rFonts w:ascii="Arial" w:cs="Arial" w:eastAsia="Arial" w:hAnsi="Arial"/>
+                <w:sz w:val="20"/>
+                <w:szCs w:val="20"/>
+              </w:rPr>
+              <w:br/>
+              <w:t xml:space="preserve"/>
+            </w:r>
+            <w:r>
+              <w:rPr>
+                <w:rFonts w:ascii="Arial" w:cs="Arial" w:eastAsia="Arial" w:hAnsi="Arial"/>
+                <w:b/>
+                <w:bCs/>
+                <w:i w:val="false"/>
+                <w:iCs w:val="false"/>
+                <w:color w:val="000000"/>
+                <w:sz w:val="20"/>
+                <w:szCs w:val="20"/>
+              </w:rPr>
+              <w:t xml:space="preserve">Key Concepts:</w:t>
+            </w:r>
+            <w:r>
+              <w:rPr>
+                <w:rFonts w:ascii="Arial" w:cs="Arial" w:eastAsia="Arial" w:hAnsi="Arial"/>
+                <w:sz w:val="20"/>
+                <w:szCs w:val="20"/>
+              </w:rPr>
+              <w:br/>
+              <w:t xml:space="preserve"/>
+            </w:r>
+            <w:r>
+              <w:rPr>
+                <w:rFonts w:ascii="Arial" w:cs="Arial" w:eastAsia="Arial" w:hAnsi="Arial"/>
+                <w:b w:val="false"/>
+                <w:bCs w:val="false"/>
+                <w:i w:val="false"/>
+                <w:iCs w:val="false"/>
+                <w:color w:val="000000"/>
+                <w:sz w:val="20"/>
+                <w:szCs w:val="20"/>
+              </w:rPr>
+              <w:t xml:space="preserve">    • Integer (int): Whole numbers (positive, negative, or zero)</w:t>
+            </w:r>
+            <w:r>
+              <w:rPr>
+                <w:rFonts w:ascii="Arial" w:cs="Arial" w:eastAsia="Arial" w:hAnsi="Arial"/>
+                <w:sz w:val="20"/>
+                <w:szCs w:val="20"/>
+              </w:rPr>
+              <w:br/>
+              <w:t xml:space="preserve"/>
+            </w:r>
+            <w:r>
+              <w:rPr>
+                <w:rFonts w:ascii="Arial" w:cs="Arial" w:eastAsia="Arial" w:hAnsi="Arial"/>
+                <w:b w:val="false"/>
+                <w:bCs w:val="false"/>
+                <w:i w:val="false"/>
+                <w:iCs w:val="false"/>
+                <w:color w:val="000000"/>
+                <w:sz w:val="20"/>
+                <w:szCs w:val="20"/>
+              </w:rPr>
+              <w:t xml:space="preserve">    • Float: Decimal numbers; Python 3 / always returns float</w:t>
+            </w:r>
+            <w:r>
+              <w:rPr>
+                <w:rFonts w:ascii="Arial" w:cs="Arial" w:eastAsia="Arial" w:hAnsi="Arial"/>
+                <w:sz w:val="20"/>
+                <w:szCs w:val="20"/>
+              </w:rPr>
+              <w:br/>
+              <w:t xml:space="preserve"/>
+            </w:r>
+            <w:r>
+              <w:rPr>
+                <w:rFonts w:ascii="Arial" w:cs="Arial" w:eastAsia="Arial" w:hAnsi="Arial"/>
+                <w:b w:val="false"/>
+                <w:bCs w:val="false"/>
+                <w:i w:val="false"/>
+                <w:iCs w:val="false"/>
+                <w:color w:val="000000"/>
+                <w:sz w:val="20"/>
+                <w:szCs w:val="20"/>
+              </w:rPr>
+              <w:t xml:space="preserve">    • String: Sequences of characters; immutable; use quotes</w:t>
+            </w:r>
+            <w:r>
+              <w:rPr>
+                <w:rFonts w:ascii="Arial" w:cs="Arial" w:eastAsia="Arial" w:hAnsi="Arial"/>
+                <w:sz w:val="20"/>
+                <w:szCs w:val="20"/>
+              </w:rPr>
+              <w:br/>
+              <w:t xml:space="preserve"/>
+            </w:r>
+            <w:r>
+              <w:rPr>
+                <w:rFonts w:ascii="Arial" w:cs="Arial" w:eastAsia="Arial" w:hAnsi="Arial"/>
+                <w:b w:val="false"/>
+                <w:bCs w:val="false"/>
+                <w:i w:val="false"/>
+                <w:iCs w:val="false"/>
+                <w:color w:val="000000"/>
+                <w:sz w:val="20"/>
+                <w:szCs w:val="20"/>
+              </w:rPr>
+              <w:t xml:space="preserve">    • Boolean: True or False values; used in comparisons</w:t>
+            </w:r>
+            <w:r>
+              <w:rPr>
+                <w:rFonts w:ascii="Arial" w:cs="Arial" w:eastAsia="Arial" w:hAnsi="Arial"/>
+                <w:sz w:val="20"/>
+                <w:szCs w:val="20"/>
+              </w:rPr>
+              <w:br/>
+              <w:t xml:space="preserve"/>
+            </w:r>
+            <w:r>
+              <w:rPr>
+                <w:rFonts w:ascii="Arial" w:cs="Arial" w:eastAsia="Arial" w:hAnsi="Arial"/>
+                <w:b w:val="false"/>
+                <w:bCs w:val="false"/>
+                <w:i w:val="false"/>
+                <w:iCs w:val="false"/>
+                <w:color w:val="000000"/>
+                <w:sz w:val="20"/>
+                <w:szCs w:val="20"/>
+              </w:rPr>
+              <w:t xml:space="preserve">    • Variable: A named container for a value</w:t>
+            </w:r>
+            <w:r>
+              <w:rPr>
+                <w:rFonts w:ascii="Arial" w:cs="Arial" w:eastAsia="Arial" w:hAnsi="Arial"/>
+                <w:sz w:val="20"/>
+                <w:szCs w:val="20"/>
+              </w:rPr>
+              <w:br/>
+              <w:t xml:space="preserve"/>
+            </w:r>
+            <w:r>
+              <w:rPr>
+                <w:rFonts w:ascii="Arial" w:cs="Arial" w:eastAsia="Arial" w:hAnsi="Arial"/>
+                <w:b w:val="false"/>
+                <w:bCs w:val="false"/>
+                <w:i w:val="false"/>
+                <w:iCs w:val="false"/>
+                <w:color w:val="000000"/>
+                <w:sz w:val="20"/>
+                <w:szCs w:val="20"/>
+              </w:rPr>
+              <w:t xml:space="preserve">    • Assignment: Using = to give a variable a value</w:t>
+            </w:r>
+            <w:r>
+              <w:rPr>
+                <w:rFonts w:ascii="Arial" w:cs="Arial" w:eastAsia="Arial" w:hAnsi="Arial"/>
+                <w:sz w:val="20"/>
+                <w:szCs w:val="20"/>
+              </w:rPr>
+              <w:br/>
+              <w:t xml:space="preserve"/>
+            </w:r>
+            <w:r>
+              <w:rPr>
+                <w:rFonts w:ascii="Arial" w:cs="Arial" w:eastAsia="Arial" w:hAnsi="Arial"/>
+                <w:b w:val="false"/>
+                <w:bCs w:val="false"/>
+                <w:i w:val="false"/>
+                <w:iCs w:val="false"/>
+                <w:color w:val="000000"/>
+                <w:sz w:val="20"/>
+                <w:szCs w:val="20"/>
+              </w:rPr>
+              <w:t xml:space="preserve">    • Reassignment: Changing a variable's value</w:t>
+            </w:r>
+            <w:r>
+              <w:rPr>
+                <w:rFonts w:ascii="Arial" w:cs="Arial" w:eastAsia="Arial" w:hAnsi="Arial"/>
+                <w:sz w:val="20"/>
+                <w:szCs w:val="20"/>
+              </w:rPr>
+              <w:br/>
+              <w:t xml:space="preserve"/>
+            </w:r>
+            <w:r>
+              <w:rPr>
+                <w:rFonts w:ascii="Arial" w:cs="Arial" w:eastAsia="Arial" w:hAnsi="Arial"/>
+                <w:b w:val="false"/>
+                <w:bCs w:val="false"/>
+                <w:i w:val="false"/>
+                <w:iCs w:val="false"/>
+                <w:color w:val="000000"/>
+                <w:sz w:val="20"/>
+                <w:szCs w:val="20"/>
+              </w:rPr>
+              <w:t xml:space="preserve">    • Compound assignment: Operators like +=, -= that update a variable</w:t>
+            </w:r>
+            <w:r>
+              <w:rPr>
+                <w:rFonts w:ascii="Arial" w:cs="Arial" w:eastAsia="Arial" w:hAnsi="Arial"/>
+                <w:sz w:val="20"/>
+                <w:szCs w:val="20"/>
+              </w:rPr>
+              <w:br/>
+              <w:t xml:space="preserve"/>
+            </w:r>
+            <w:r>
+              <w:rPr>
+                <w:rFonts w:ascii="Arial" w:cs="Arial" w:eastAsia="Arial" w:hAnsi="Arial"/>
+                <w:sz w:val="20"/>
+                <w:szCs w:val="20"/>
+              </w:rPr>
+              <w:br/>
+              <w:t xml:space="preserve"/>
+            </w:r>
+            <w:r>
+              <w:rPr>
+                <w:rFonts w:ascii="Arial" w:cs="Arial" w:eastAsia="Arial" w:hAnsi="Arial"/>
+                <w:b/>
+                <w:bCs/>
+                <w:i w:val="false"/>
+                <w:iCs w:val="false"/>
+                <w:color w:val="000000"/>
+                <w:sz w:val="20"/>
+                <w:szCs w:val="20"/>
+              </w:rPr>
+              <w:t xml:space="preserve">Vocabulary: </w:t>
+            </w:r>
+            <w:r>
+              <w:rPr>
+                <w:rFonts w:ascii="Arial" w:cs="Arial" w:eastAsia="Arial" w:hAnsi="Arial"/>
+                <w:b w:val="false"/>
+                <w:bCs w:val="false"/>
+                <w:i w:val="false"/>
+                <w:iCs w:val="false"/>
+                <w:color w:val="000000"/>
+                <w:sz w:val="20"/>
+                <w:szCs w:val="20"/>
+              </w:rPr>
+              <w:t xml:space="preserve">Learning Target, vocabulary, core concepts, Data Types, Integer (int), Float</w:t>
+            </w:r>
+            <w:r>
+              <w:rPr>
+                <w:rFonts w:ascii="Arial" w:cs="Arial" w:eastAsia="Arial" w:hAnsi="Arial"/>
+                <w:sz w:val="20"/>
+                <w:szCs w:val="20"/>
+              </w:rPr>
+              <w:br/>
+              <w:t xml:space="preserve"/>
+            </w:r>
+            <w:r>
+              <w:rPr>
+                <w:rFonts w:ascii="Arial" w:cs="Arial" w:eastAsia="Arial" w:hAnsi="Arial"/>
+                <w:sz w:val="20"/>
+                <w:szCs w:val="20"/>
+              </w:rPr>
+              <w:br/>
+              <w:t xml:space="preserve"/>
+            </w:r>
+            <w:r>
+              <w:rPr>
+                <w:rFonts w:ascii="Arial" w:cs="Arial" w:eastAsia="Arial" w:hAnsi="Arial"/>
                 <w:b/>
                 <w:bCs/>
                 <w:i/>
@@ -974,6 +1344,891 @@
     <w:p>
       <w:pPr>
         <w:spacing w:after="200"/>
+      </w:pPr>
+    </w:p>
+    <w:p>
+      <w:pPr>
+        <w:pBdr>
+          <w:bottom w:val="single" w:color="2B5797" w:sz="4" w:space="4"/>
+        </w:pBdr>
+        <w:spacing w:after="100" w:before="120"/>
+      </w:pPr>
+      <w:r>
+        <w:rPr>
+          <w:rFonts w:ascii="Arial" w:cs="Arial" w:eastAsia="Arial" w:hAnsi="Arial"/>
+          <w:b/>
+          <w:bCs/>
+          <w:color w:val="2B5797"/>
+          <w:sz w:val="24"/>
+          <w:szCs w:val="24"/>
+        </w:rPr>
+        <w:t xml:space="preserve">Key Concepts</w:t>
+      </w:r>
+    </w:p>
+    <w:p>
+      <w:pPr>
+        <w:spacing w:after="60"/>
+      </w:pPr>
+      <w:r>
+        <w:rPr>
+          <w:rFonts w:ascii="Arial" w:cs="Arial" w:eastAsia="Arial" w:hAnsi="Arial"/>
+          <w:sz w:val="20"/>
+          <w:szCs w:val="20"/>
+        </w:rPr>
+        <w:t xml:space="preserve">Learning Target: I can identify, explain, and apply all major concepts from Unit 2.</w:t>
+      </w:r>
+    </w:p>
+    <w:p>
+      <w:pPr>
+        <w:spacing w:after="60"/>
+      </w:pPr>
+      <w:r>
+        <w:rPr>
+          <w:rFonts w:ascii="Arial" w:cs="Arial" w:eastAsia="Arial" w:hAnsi="Arial"/>
+          <w:sz w:val="20"/>
+          <w:szCs w:val="20"/>
+        </w:rPr>
+        <w:t xml:space="preserve">This day focuses on ensuring you understand the vocabulary and core concepts of Unit 2. We'll do a comprehensive review that will prepare you for the assessment.</w:t>
+      </w:r>
+    </w:p>
+    <w:p>
+      <w:pPr>
+        <w:spacing w:after="60"/>
+      </w:pPr>
+      <w:r>
+        <w:rPr>
+          <w:rFonts w:ascii="Arial" w:cs="Arial" w:eastAsia="Arial" w:hAnsi="Arial"/>
+          <w:sz w:val="20"/>
+          <w:szCs w:val="20"/>
+        </w:rPr>
+        <w:t xml:space="preserve">Work through these terms. You should be able to define each one and give an example.</w:t>
+      </w:r>
+    </w:p>
+    <w:p>
+      <w:pPr>
+        <w:spacing w:after="60"/>
+      </w:pPr>
+      <w:r>
+        <w:rPr>
+          <w:rFonts w:ascii="Arial" w:cs="Arial" w:eastAsia="Arial" w:hAnsi="Arial"/>
+          <w:sz w:val="20"/>
+          <w:szCs w:val="20"/>
+        </w:rPr>
+        <w:t xml:space="preserve">Data Types:</w:t>
+      </w:r>
+    </w:p>
+    <w:p>
+      <w:pPr>
+        <w:spacing w:after="60"/>
+        <w:ind w:left="360"/>
+      </w:pPr>
+      <w:r>
+        <w:rPr>
+          <w:rFonts w:ascii="Arial" w:cs="Arial" w:eastAsia="Arial" w:hAnsi="Arial"/>
+          <w:sz w:val="20"/>
+          <w:szCs w:val="20"/>
+        </w:rPr>
+        <w:t xml:space="preserve">• </w:t>
+      </w:r>
+      <w:r>
+        <w:rPr>
+          <w:rFonts w:ascii="Arial" w:cs="Arial" w:eastAsia="Arial" w:hAnsi="Arial"/>
+          <w:sz w:val="20"/>
+          <w:szCs w:val="20"/>
+        </w:rPr>
+        <w:t xml:space="preserve">Integer (int): Whole numbers (positive, negative, or zero)</w:t>
+      </w:r>
+    </w:p>
+    <w:p>
+      <w:pPr>
+        <w:spacing w:after="60"/>
+        <w:ind w:left="360"/>
+      </w:pPr>
+      <w:r>
+        <w:rPr>
+          <w:rFonts w:ascii="Arial" w:cs="Arial" w:eastAsia="Arial" w:hAnsi="Arial"/>
+          <w:sz w:val="20"/>
+          <w:szCs w:val="20"/>
+        </w:rPr>
+        <w:t xml:space="preserve">• </w:t>
+      </w:r>
+      <w:r>
+        <w:rPr>
+          <w:rFonts w:ascii="Arial" w:cs="Arial" w:eastAsia="Arial" w:hAnsi="Arial"/>
+          <w:sz w:val="20"/>
+          <w:szCs w:val="20"/>
+        </w:rPr>
+        <w:t xml:space="preserve">Float: Decimal numbers; Python 3 / always returns float</w:t>
+      </w:r>
+    </w:p>
+    <w:p>
+      <w:pPr>
+        <w:spacing w:after="60"/>
+        <w:ind w:left="360"/>
+      </w:pPr>
+      <w:r>
+        <w:rPr>
+          <w:rFonts w:ascii="Arial" w:cs="Arial" w:eastAsia="Arial" w:hAnsi="Arial"/>
+          <w:sz w:val="20"/>
+          <w:szCs w:val="20"/>
+        </w:rPr>
+        <w:t xml:space="preserve">• </w:t>
+      </w:r>
+      <w:r>
+        <w:rPr>
+          <w:rFonts w:ascii="Arial" w:cs="Arial" w:eastAsia="Arial" w:hAnsi="Arial"/>
+          <w:sz w:val="20"/>
+          <w:szCs w:val="20"/>
+        </w:rPr>
+        <w:t xml:space="preserve">String: Sequences of characters; immutable; use quotes</w:t>
+      </w:r>
+    </w:p>
+    <w:p>
+      <w:pPr>
+        <w:spacing w:after="60"/>
+        <w:ind w:left="360"/>
+      </w:pPr>
+      <w:r>
+        <w:rPr>
+          <w:rFonts w:ascii="Arial" w:cs="Arial" w:eastAsia="Arial" w:hAnsi="Arial"/>
+          <w:sz w:val="20"/>
+          <w:szCs w:val="20"/>
+        </w:rPr>
+        <w:t xml:space="preserve">• </w:t>
+      </w:r>
+      <w:r>
+        <w:rPr>
+          <w:rFonts w:ascii="Arial" w:cs="Arial" w:eastAsia="Arial" w:hAnsi="Arial"/>
+          <w:sz w:val="20"/>
+          <w:szCs w:val="20"/>
+        </w:rPr>
+        <w:t xml:space="preserve">Boolean: True or False values; used in comparisons</w:t>
+      </w:r>
+    </w:p>
+    <w:p>
+      <w:pPr>
+        <w:spacing w:after="60"/>
+      </w:pPr>
+      <w:r>
+        <w:rPr>
+          <w:rFonts w:ascii="Arial" w:cs="Arial" w:eastAsia="Arial" w:hAnsi="Arial"/>
+          <w:sz w:val="20"/>
+          <w:szCs w:val="20"/>
+        </w:rPr>
+        <w:t xml:space="preserve">Variables &amp; Assignment:</w:t>
+      </w:r>
+    </w:p>
+    <w:p>
+      <w:pPr>
+        <w:spacing w:after="60"/>
+        <w:ind w:left="360"/>
+      </w:pPr>
+      <w:r>
+        <w:rPr>
+          <w:rFonts w:ascii="Arial" w:cs="Arial" w:eastAsia="Arial" w:hAnsi="Arial"/>
+          <w:sz w:val="20"/>
+          <w:szCs w:val="20"/>
+        </w:rPr>
+        <w:t xml:space="preserve">• </w:t>
+      </w:r>
+      <w:r>
+        <w:rPr>
+          <w:rFonts w:ascii="Arial" w:cs="Arial" w:eastAsia="Arial" w:hAnsi="Arial"/>
+          <w:sz w:val="20"/>
+          <w:szCs w:val="20"/>
+        </w:rPr>
+        <w:t xml:space="preserve">Variable: A named container for a value</w:t>
+      </w:r>
+    </w:p>
+    <w:p>
+      <w:pPr>
+        <w:spacing w:after="60"/>
+        <w:ind w:left="360"/>
+      </w:pPr>
+      <w:r>
+        <w:rPr>
+          <w:rFonts w:ascii="Arial" w:cs="Arial" w:eastAsia="Arial" w:hAnsi="Arial"/>
+          <w:sz w:val="20"/>
+          <w:szCs w:val="20"/>
+        </w:rPr>
+        <w:t xml:space="preserve">• </w:t>
+      </w:r>
+      <w:r>
+        <w:rPr>
+          <w:rFonts w:ascii="Arial" w:cs="Arial" w:eastAsia="Arial" w:hAnsi="Arial"/>
+          <w:sz w:val="20"/>
+          <w:szCs w:val="20"/>
+        </w:rPr>
+        <w:t xml:space="preserve">Assignment: Using = to give a variable a value</w:t>
+      </w:r>
+    </w:p>
+    <w:p>
+      <w:pPr>
+        <w:spacing w:after="60"/>
+        <w:ind w:left="360"/>
+      </w:pPr>
+      <w:r>
+        <w:rPr>
+          <w:rFonts w:ascii="Arial" w:cs="Arial" w:eastAsia="Arial" w:hAnsi="Arial"/>
+          <w:sz w:val="20"/>
+          <w:szCs w:val="20"/>
+        </w:rPr>
+        <w:t xml:space="preserve">• </w:t>
+      </w:r>
+      <w:r>
+        <w:rPr>
+          <w:rFonts w:ascii="Arial" w:cs="Arial" w:eastAsia="Arial" w:hAnsi="Arial"/>
+          <w:sz w:val="20"/>
+          <w:szCs w:val="20"/>
+        </w:rPr>
+        <w:t xml:space="preserve">Reassignment: Changing a variable's value</w:t>
+      </w:r>
+    </w:p>
+    <w:p>
+      <w:pPr>
+        <w:spacing w:after="60"/>
+        <w:ind w:left="360"/>
+      </w:pPr>
+      <w:r>
+        <w:rPr>
+          <w:rFonts w:ascii="Arial" w:cs="Arial" w:eastAsia="Arial" w:hAnsi="Arial"/>
+          <w:sz w:val="20"/>
+          <w:szCs w:val="20"/>
+        </w:rPr>
+        <w:t xml:space="preserve">• </w:t>
+      </w:r>
+      <w:r>
+        <w:rPr>
+          <w:rFonts w:ascii="Arial" w:cs="Arial" w:eastAsia="Arial" w:hAnsi="Arial"/>
+          <w:sz w:val="20"/>
+          <w:szCs w:val="20"/>
+        </w:rPr>
+        <w:t xml:space="preserve">Compound assignment: Operators like +=, -= that update a variable</w:t>
+      </w:r>
+    </w:p>
+    <w:p>
+      <w:pPr>
+        <w:spacing w:after="60"/>
+      </w:pPr>
+      <w:r>
+        <w:rPr>
+          <w:rFonts w:ascii="Arial" w:cs="Arial" w:eastAsia="Arial" w:hAnsi="Arial"/>
+          <w:sz w:val="20"/>
+          <w:szCs w:val="20"/>
+        </w:rPr>
+        <w:t xml:space="preserve">String Operations:</w:t>
+      </w:r>
+    </w:p>
+    <w:p>
+      <w:pPr>
+        <w:spacing w:after="60"/>
+        <w:ind w:left="360"/>
+      </w:pPr>
+      <w:r>
+        <w:rPr>
+          <w:rFonts w:ascii="Arial" w:cs="Arial" w:eastAsia="Arial" w:hAnsi="Arial"/>
+          <w:sz w:val="20"/>
+          <w:szCs w:val="20"/>
+        </w:rPr>
+        <w:t xml:space="preserve">• </w:t>
+      </w:r>
+      <w:r>
+        <w:rPr>
+          <w:rFonts w:ascii="Arial" w:cs="Arial" w:eastAsia="Arial" w:hAnsi="Arial"/>
+          <w:sz w:val="20"/>
+          <w:szCs w:val="20"/>
+        </w:rPr>
+        <w:t xml:space="preserve">Concatenation: Combining strings with +</w:t>
+      </w:r>
+    </w:p>
+    <w:p>
+      <w:pPr>
+        <w:spacing w:after="60"/>
+        <w:ind w:left="360"/>
+      </w:pPr>
+      <w:r>
+        <w:rPr>
+          <w:rFonts w:ascii="Arial" w:cs="Arial" w:eastAsia="Arial" w:hAnsi="Arial"/>
+          <w:sz w:val="20"/>
+          <w:szCs w:val="20"/>
+        </w:rPr>
+        <w:t xml:space="preserve">• </w:t>
+      </w:r>
+      <w:r>
+        <w:rPr>
+          <w:rFonts w:ascii="Arial" w:cs="Arial" w:eastAsia="Arial" w:hAnsi="Arial"/>
+          <w:sz w:val="20"/>
+          <w:szCs w:val="20"/>
+        </w:rPr>
+        <w:t xml:space="preserve">Repetition: Repeating a string with *</w:t>
+      </w:r>
+    </w:p>
+    <w:p>
+      <w:pPr>
+        <w:spacing w:after="60"/>
+        <w:ind w:left="360"/>
+      </w:pPr>
+      <w:r>
+        <w:rPr>
+          <w:rFonts w:ascii="Arial" w:cs="Arial" w:eastAsia="Arial" w:hAnsi="Arial"/>
+          <w:sz w:val="20"/>
+          <w:szCs w:val="20"/>
+        </w:rPr>
+        <w:t xml:space="preserve">• </w:t>
+      </w:r>
+      <w:r>
+        <w:rPr>
+          <w:rFonts w:ascii="Arial" w:cs="Arial" w:eastAsia="Arial" w:hAnsi="Arial"/>
+          <w:sz w:val="20"/>
+          <w:szCs w:val="20"/>
+        </w:rPr>
+        <w:t xml:space="preserve">Indexing: Accessing individual characters with [index]</w:t>
+      </w:r>
+    </w:p>
+    <w:p>
+      <w:pPr>
+        <w:spacing w:after="60"/>
+        <w:ind w:left="360"/>
+      </w:pPr>
+      <w:r>
+        <w:rPr>
+          <w:rFonts w:ascii="Arial" w:cs="Arial" w:eastAsia="Arial" w:hAnsi="Arial"/>
+          <w:sz w:val="20"/>
+          <w:szCs w:val="20"/>
+        </w:rPr>
+        <w:t xml:space="preserve">• </w:t>
+      </w:r>
+      <w:r>
+        <w:rPr>
+          <w:rFonts w:ascii="Arial" w:cs="Arial" w:eastAsia="Arial" w:hAnsi="Arial"/>
+          <w:sz w:val="20"/>
+          <w:szCs w:val="20"/>
+        </w:rPr>
+        <w:t xml:space="preserve">Slicing: Extracting portions with [start:stop:step]</w:t>
+      </w:r>
+    </w:p>
+    <w:p>
+      <w:pPr>
+        <w:spacing w:after="60"/>
+        <w:ind w:left="360"/>
+      </w:pPr>
+      <w:r>
+        <w:rPr>
+          <w:rFonts w:ascii="Arial" w:cs="Arial" w:eastAsia="Arial" w:hAnsi="Arial"/>
+          <w:sz w:val="20"/>
+          <w:szCs w:val="20"/>
+        </w:rPr>
+        <w:t xml:space="preserve">• </w:t>
+      </w:r>
+      <w:r>
+        <w:rPr>
+          <w:rFonts w:ascii="Arial" w:cs="Arial" w:eastAsia="Arial" w:hAnsi="Arial"/>
+          <w:sz w:val="20"/>
+          <w:szCs w:val="20"/>
+        </w:rPr>
+        <w:t xml:space="preserve">Method: A function that works on an object (e.g., .upper(), .lower())</w:t>
+      </w:r>
+    </w:p>
+    <w:p>
+      <w:pPr>
+        <w:spacing w:after="60"/>
+      </w:pPr>
+      <w:r>
+        <w:rPr>
+          <w:rFonts w:ascii="Arial" w:cs="Arial" w:eastAsia="Arial" w:hAnsi="Arial"/>
+          <w:sz w:val="20"/>
+          <w:szCs w:val="20"/>
+        </w:rPr>
+        <w:t xml:space="preserve">Type Conversion:</w:t>
+      </w:r>
+    </w:p>
+    <w:p>
+      <w:pPr>
+        <w:spacing w:after="60"/>
+        <w:ind w:left="360"/>
+      </w:pPr>
+      <w:r>
+        <w:rPr>
+          <w:rFonts w:ascii="Arial" w:cs="Arial" w:eastAsia="Arial" w:hAnsi="Arial"/>
+          <w:sz w:val="20"/>
+          <w:szCs w:val="20"/>
+        </w:rPr>
+        <w:t xml:space="preserve">• </w:t>
+      </w:r>
+      <w:r>
+        <w:rPr>
+          <w:rFonts w:ascii="Arial" w:cs="Arial" w:eastAsia="Arial" w:hAnsi="Arial"/>
+          <w:sz w:val="20"/>
+          <w:szCs w:val="20"/>
+        </w:rPr>
+        <w:t xml:space="preserve">Type conversion: Changing a value from one type to another</w:t>
+      </w:r>
+    </w:p>
+    <w:p>
+      <w:pPr>
+        <w:spacing w:after="60"/>
+        <w:ind w:left="360"/>
+      </w:pPr>
+      <w:r>
+        <w:rPr>
+          <w:rFonts w:ascii="Arial" w:cs="Arial" w:eastAsia="Arial" w:hAnsi="Arial"/>
+          <w:sz w:val="20"/>
+          <w:szCs w:val="20"/>
+        </w:rPr>
+        <w:t xml:space="preserve">• </w:t>
+      </w:r>
+      <w:r>
+        <w:rPr>
+          <w:rFonts w:ascii="Arial" w:cs="Arial" w:eastAsia="Arial" w:hAnsi="Arial"/>
+          <w:sz w:val="20"/>
+          <w:szCs w:val="20"/>
+        </w:rPr>
+        <w:t xml:space="preserve">Casting: Using functions like int(), float(), str() to convert</w:t>
+      </w:r>
+    </w:p>
+    <w:p>
+      <w:pPr>
+        <w:spacing w:after="60"/>
+      </w:pPr>
+      <w:r>
+        <w:rPr>
+          <w:rFonts w:ascii="Arial" w:cs="Arial" w:eastAsia="Arial" w:hAnsi="Arial"/>
+          <w:sz w:val="20"/>
+          <w:szCs w:val="20"/>
+        </w:rPr>
+        <w:t xml:space="preserve">Operators:</w:t>
+      </w:r>
+    </w:p>
+    <w:p>
+      <w:pPr>
+        <w:spacing w:after="60"/>
+        <w:ind w:left="360"/>
+      </w:pPr>
+      <w:r>
+        <w:rPr>
+          <w:rFonts w:ascii="Arial" w:cs="Arial" w:eastAsia="Arial" w:hAnsi="Arial"/>
+          <w:sz w:val="20"/>
+          <w:szCs w:val="20"/>
+        </w:rPr>
+        <w:t xml:space="preserve">• </w:t>
+      </w:r>
+      <w:r>
+        <w:rPr>
+          <w:rFonts w:ascii="Arial" w:cs="Arial" w:eastAsia="Arial" w:hAnsi="Arial"/>
+          <w:sz w:val="20"/>
+          <w:szCs w:val="20"/>
+        </w:rPr>
+        <w:t xml:space="preserve">Arithmetic: +, -, *, /, //, %, **</w:t>
+      </w:r>
+    </w:p>
+    <w:p>
+      <w:pPr>
+        <w:spacing w:after="60"/>
+        <w:ind w:left="360"/>
+      </w:pPr>
+      <w:r>
+        <w:rPr>
+          <w:rFonts w:ascii="Arial" w:cs="Arial" w:eastAsia="Arial" w:hAnsi="Arial"/>
+          <w:sz w:val="20"/>
+          <w:szCs w:val="20"/>
+        </w:rPr>
+        <w:t xml:space="preserve">• </w:t>
+      </w:r>
+      <w:r>
+        <w:rPr>
+          <w:rFonts w:ascii="Arial" w:cs="Arial" w:eastAsia="Arial" w:hAnsi="Arial"/>
+          <w:sz w:val="20"/>
+          <w:szCs w:val="20"/>
+        </w:rPr>
+        <w:t xml:space="preserve">Comparison: ==, !=, &gt;, &lt;, &gt;=, &lt;=</w:t>
+      </w:r>
+    </w:p>
+    <w:p>
+      <w:pPr>
+        <w:spacing w:after="60"/>
+        <w:ind w:left="360"/>
+      </w:pPr>
+      <w:r>
+        <w:rPr>
+          <w:rFonts w:ascii="Arial" w:cs="Arial" w:eastAsia="Arial" w:hAnsi="Arial"/>
+          <w:sz w:val="20"/>
+          <w:szCs w:val="20"/>
+        </w:rPr>
+        <w:t xml:space="preserve">• </w:t>
+      </w:r>
+      <w:r>
+        <w:rPr>
+          <w:rFonts w:ascii="Arial" w:cs="Arial" w:eastAsia="Arial" w:hAnsi="Arial"/>
+          <w:sz w:val="20"/>
+          <w:szCs w:val="20"/>
+        </w:rPr>
+        <w:t xml:space="preserve">Operator precedence: PEMDAS (Parentheses, Exponents, Mult/Div, Add/Sub)</w:t>
+      </w:r>
+    </w:p>
+    <w:p>
+      <w:pPr>
+        <w:spacing w:after="60"/>
+      </w:pPr>
+      <w:r>
+        <w:rPr>
+          <w:rFonts w:ascii="Arial" w:cs="Arial" w:eastAsia="Arial" w:hAnsi="Arial"/>
+          <w:sz w:val="20"/>
+          <w:szCs w:val="20"/>
+        </w:rPr>
+        <w:t xml:space="preserve">Other Concepts:</w:t>
+      </w:r>
+    </w:p>
+    <w:p>
+      <w:pPr>
+        <w:spacing w:after="60"/>
+        <w:ind w:left="360"/>
+      </w:pPr>
+      <w:r>
+        <w:rPr>
+          <w:rFonts w:ascii="Arial" w:cs="Arial" w:eastAsia="Arial" w:hAnsi="Arial"/>
+          <w:sz w:val="20"/>
+          <w:szCs w:val="20"/>
+        </w:rPr>
+        <w:t xml:space="preserve">• </w:t>
+      </w:r>
+      <w:r>
+        <w:rPr>
+          <w:rFonts w:ascii="Arial" w:cs="Arial" w:eastAsia="Arial" w:hAnsi="Arial"/>
+          <w:sz w:val="20"/>
+          <w:szCs w:val="20"/>
+        </w:rPr>
+        <w:t xml:space="preserve">Import: Loading a module with import module_name</w:t>
+      </w:r>
+    </w:p>
+    <w:p>
+      <w:pPr>
+        <w:spacing w:after="60"/>
+        <w:ind w:left="360"/>
+      </w:pPr>
+      <w:r>
+        <w:rPr>
+          <w:rFonts w:ascii="Arial" w:cs="Arial" w:eastAsia="Arial" w:hAnsi="Arial"/>
+          <w:sz w:val="20"/>
+          <w:szCs w:val="20"/>
+        </w:rPr>
+        <w:t xml:space="preserve">• </w:t>
+      </w:r>
+      <w:r>
+        <w:rPr>
+          <w:rFonts w:ascii="Arial" w:cs="Arial" w:eastAsia="Arial" w:hAnsi="Arial"/>
+          <w:sz w:val="20"/>
+          <w:szCs w:val="20"/>
+        </w:rPr>
+        <w:t xml:space="preserve">Constant: A value that doesn't change; written in UPPER_CASE by convention</w:t>
+      </w:r>
+    </w:p>
+    <w:p>
+      <w:pPr>
+        <w:spacing w:after="60"/>
+        <w:ind w:left="360"/>
+      </w:pPr>
+      <w:r>
+        <w:rPr>
+          <w:rFonts w:ascii="Arial" w:cs="Arial" w:eastAsia="Arial" w:hAnsi="Arial"/>
+          <w:sz w:val="20"/>
+          <w:szCs w:val="20"/>
+        </w:rPr>
+        <w:t xml:space="preserve">• </w:t>
+      </w:r>
+      <w:r>
+        <w:rPr>
+          <w:rFonts w:ascii="Arial" w:cs="Arial" w:eastAsia="Arial" w:hAnsi="Arial"/>
+          <w:sz w:val="20"/>
+          <w:szCs w:val="20"/>
+        </w:rPr>
+        <w:t xml:space="preserve">F-string: Formatted string with variables/expressions using f"...{variable}..."</w:t>
+      </w:r>
+    </w:p>
+    <w:p>
+      <w:pPr>
+        <w:spacing w:after="60"/>
+        <w:ind w:left="360"/>
+      </w:pPr>
+      <w:r>
+        <w:rPr>
+          <w:rFonts w:ascii="Arial" w:cs="Arial" w:eastAsia="Arial" w:hAnsi="Arial"/>
+          <w:sz w:val="20"/>
+          <w:szCs w:val="20"/>
+        </w:rPr>
+        <w:t xml:space="preserve">• </w:t>
+      </w:r>
+      <w:r>
+        <w:rPr>
+          <w:rFonts w:ascii="Arial" w:cs="Arial" w:eastAsia="Arial" w:hAnsi="Arial"/>
+          <w:sz w:val="20"/>
+          <w:szCs w:val="20"/>
+        </w:rPr>
+        <w:t xml:space="preserve">Input validation: Checking that user input is valid before using it</w:t>
+      </w:r>
+    </w:p>
+    <w:p>
+      <w:pPr>
+        <w:spacing w:after="60"/>
+      </w:pPr>
+      <w:r>
+        <w:rPr>
+          <w:rFonts w:ascii="Arial" w:cs="Arial" w:eastAsia="Arial" w:hAnsi="Arial"/>
+          <w:sz w:val="20"/>
+          <w:szCs w:val="20"/>
+        </w:rPr>
+        <w:t xml:space="preserve">| Concept | Example | Output/Result |</w:t>
+      </w:r>
+    </w:p>
+    <w:p>
+      <w:pPr>
+        <w:spacing w:after="60"/>
+      </w:pPr>
+      <w:r>
+        <w:rPr>
+          <w:rFonts w:ascii="Arial" w:cs="Arial" w:eastAsia="Arial" w:hAnsi="Arial"/>
+          <w:sz w:val="20"/>
+          <w:szCs w:val="20"/>
+        </w:rPr>
+        <w:t xml:space="preserve">||||</w:t>
+      </w:r>
+    </w:p>
+    <w:p>
+      <w:pPr>
+        <w:spacing w:after="60"/>
+      </w:pPr>
+      <w:r>
+        <w:rPr>
+          <w:rFonts w:ascii="Arial" w:cs="Arial" w:eastAsia="Arial" w:hAnsi="Arial"/>
+          <w:sz w:val="20"/>
+          <w:szCs w:val="20"/>
+        </w:rPr>
+        <w:t xml:space="preserve">| Concatenation | "Hello" + " World" | "Hello World" |</w:t>
+      </w:r>
+    </w:p>
+    <w:p>
+      <w:pPr>
+        <w:spacing w:after="60"/>
+      </w:pPr>
+      <w:r>
+        <w:rPr>
+          <w:rFonts w:ascii="Arial" w:cs="Arial" w:eastAsia="Arial" w:hAnsi="Arial"/>
+          <w:sz w:val="20"/>
+          <w:szCs w:val="20"/>
+        </w:rPr>
+        <w:t xml:space="preserve">| Repetition | "Ha" * 3 | "HaHaHa" |</w:t>
+      </w:r>
+    </w:p>
+    <w:p>
+      <w:pPr>
+        <w:spacing w:after="60"/>
+      </w:pPr>
+      <w:r>
+        <w:rPr>
+          <w:rFonts w:ascii="Arial" w:cs="Arial" w:eastAsia="Arial" w:hAnsi="Arial"/>
+          <w:sz w:val="20"/>
+          <w:szCs w:val="20"/>
+        </w:rPr>
+        <w:t xml:space="preserve">| Indexing | "Python"[0] | "P" |</w:t>
+      </w:r>
+    </w:p>
+    <w:p>
+      <w:pPr>
+        <w:spacing w:after="60"/>
+      </w:pPr>
+      <w:r>
+        <w:rPr>
+          <w:rFonts w:ascii="Arial" w:cs="Arial" w:eastAsia="Arial" w:hAnsi="Arial"/>
+          <w:sz w:val="20"/>
+          <w:szCs w:val="20"/>
+        </w:rPr>
+        <w:t xml:space="preserve">| Negative index | "Python"[-1] | "n" |</w:t>
+      </w:r>
+    </w:p>
+    <w:p>
+      <w:pPr>
+        <w:spacing w:after="60"/>
+      </w:pPr>
+      <w:r>
+        <w:rPr>
+          <w:rFonts w:ascii="Arial" w:cs="Arial" w:eastAsia="Arial" w:hAnsi="Arial"/>
+          <w:sz w:val="20"/>
+          <w:szCs w:val="20"/>
+        </w:rPr>
+        <w:t xml:space="preserve">| Slicing | "Python"[1:4] | "yth" |</w:t>
+      </w:r>
+    </w:p>
+    <w:p>
+      <w:pPr>
+        <w:spacing w:after="60"/>
+      </w:pPr>
+      <w:r>
+        <w:rPr>
+          <w:rFonts w:ascii="Arial" w:cs="Arial" w:eastAsia="Arial" w:hAnsi="Arial"/>
+          <w:sz w:val="20"/>
+          <w:szCs w:val="20"/>
+        </w:rPr>
+        <w:t xml:space="preserve">| Step slicing | "Python"[::2] | "Pto" |</w:t>
+      </w:r>
+    </w:p>
+    <w:p>
+      <w:pPr>
+        <w:spacing w:after="60"/>
+      </w:pPr>
+      <w:r>
+        <w:rPr>
+          <w:rFonts w:ascii="Arial" w:cs="Arial" w:eastAsia="Arial" w:hAnsi="Arial"/>
+          <w:sz w:val="20"/>
+          <w:szCs w:val="20"/>
+        </w:rPr>
+        <w:t xml:space="preserve">| Reversed | "Python"[::-1] | "nohtyP" |</w:t>
+      </w:r>
+    </w:p>
+    <w:p>
+      <w:pPr>
+        <w:spacing w:after="60"/>
+      </w:pPr>
+      <w:r>
+        <w:rPr>
+          <w:rFonts w:ascii="Arial" w:cs="Arial" w:eastAsia="Arial" w:hAnsi="Arial"/>
+          <w:sz w:val="20"/>
+          <w:szCs w:val="20"/>
+        </w:rPr>
+        <w:t xml:space="preserve">| .upper() | "hello".upper() | "HELLO" |</w:t>
+      </w:r>
+    </w:p>
+    <w:p>
+      <w:pPr>
+        <w:spacing w:after="60"/>
+      </w:pPr>
+      <w:r>
+        <w:rPr>
+          <w:rFonts w:ascii="Arial" w:cs="Arial" w:eastAsia="Arial" w:hAnsi="Arial"/>
+          <w:sz w:val="20"/>
+          <w:szCs w:val="20"/>
+        </w:rPr>
+        <w:t xml:space="preserve">| .lower() | "HELLO".lower() | "hello" |</w:t>
+      </w:r>
+    </w:p>
+    <w:p>
+      <w:pPr>
+        <w:spacing w:after="60"/>
+      </w:pPr>
+      <w:r>
+        <w:rPr>
+          <w:rFonts w:ascii="Arial" w:cs="Arial" w:eastAsia="Arial" w:hAnsi="Arial"/>
+          <w:sz w:val="20"/>
+          <w:szCs w:val="20"/>
+        </w:rPr>
+        <w:t xml:space="preserve">| .strip() | "  hello  ".strip() | "hello" |</w:t>
+      </w:r>
+    </w:p>
+    <w:p>
+      <w:pPr>
+        <w:spacing w:after="60"/>
+      </w:pPr>
+      <w:r>
+        <w:rPr>
+          <w:rFonts w:ascii="Arial" w:cs="Arial" w:eastAsia="Arial" w:hAnsi="Arial"/>
+          <w:sz w:val="20"/>
+          <w:szCs w:val="20"/>
+        </w:rPr>
+        <w:t xml:space="preserve">| .replace() | "hello".replace("l", "x") | "hexxo" |</w:t>
+      </w:r>
+    </w:p>
+    <w:p>
+      <w:pPr>
+        <w:spacing w:after="60"/>
+      </w:pPr>
+      <w:r>
+        <w:rPr>
+          <w:rFonts w:ascii="Arial" w:cs="Arial" w:eastAsia="Arial" w:hAnsi="Arial"/>
+          <w:sz w:val="20"/>
+          <w:szCs w:val="20"/>
+        </w:rPr>
+        <w:t xml:space="preserve">| .find() | "hello".find("ll") | 2 |</w:t>
+      </w:r>
+    </w:p>
+    <w:p>
+      <w:pPr>
+        <w:spacing w:after="60"/>
+      </w:pPr>
+      <w:r>
+        <w:rPr>
+          <w:rFonts w:ascii="Arial" w:cs="Arial" w:eastAsia="Arial" w:hAnsi="Arial"/>
+          <w:sz w:val="20"/>
+          <w:szCs w:val="20"/>
+        </w:rPr>
+        <w:t xml:space="preserve">| .count() | "banana".count("a") | 3 |</w:t>
+      </w:r>
+    </w:p>
+    <w:p>
+      <w:pPr>
+        <w:spacing w:after="60"/>
+      </w:pPr>
+      <w:r>
+        <w:rPr>
+          <w:rFonts w:ascii="Arial" w:cs="Arial" w:eastAsia="Arial" w:hAnsi="Arial"/>
+          <w:sz w:val="20"/>
+          <w:szCs w:val="20"/>
+        </w:rPr>
+        <w:t xml:space="preserve">| Type conversion | int("42") | 42 |</w:t>
+      </w:r>
+    </w:p>
+    <w:p>
+      <w:pPr>
+        <w:spacing w:after="60"/>
+      </w:pPr>
+      <w:r>
+        <w:rPr>
+          <w:rFonts w:ascii="Arial" w:cs="Arial" w:eastAsia="Arial" w:hAnsi="Arial"/>
+          <w:sz w:val="20"/>
+          <w:szCs w:val="20"/>
+        </w:rPr>
+        <w:t xml:space="preserve">| F-string format | f"${9.5:.2f}" | "$9.50" |</w:t>
+      </w:r>
+    </w:p>
+    <w:p>
+      <w:pPr>
+        <w:spacing w:after="60"/>
+      </w:pPr>
+      <w:r>
+        <w:rPr>
+          <w:rFonts w:ascii="Arial" w:cs="Arial" w:eastAsia="Arial" w:hAnsi="Arial"/>
+          <w:sz w:val="20"/>
+          <w:szCs w:val="20"/>
+        </w:rPr>
+        <w:t xml:space="preserve">| Comparison | 5 &gt; 3 | True |</w:t>
+      </w:r>
+    </w:p>
+    <w:p>
+      <w:pPr>
+        <w:spacing w:after="60"/>
+      </w:pPr>
+      <w:r>
+        <w:rPr>
+          <w:rFonts w:ascii="Arial" w:cs="Arial" w:eastAsia="Arial" w:hAnsi="Arial"/>
+          <w:sz w:val="20"/>
+          <w:szCs w:val="20"/>
+        </w:rPr>
+        <w:t xml:space="preserve">| math.sqrt() | math.sqrt(16) | 4.0 |</w:t>
+      </w:r>
+    </w:p>
+    <w:p>
+      <w:pPr>
+        <w:spacing w:after="60"/>
+      </w:pPr>
+      <w:r>
+        <w:rPr>
+          <w:rFonts w:ascii="Arial" w:cs="Arial" w:eastAsia="Arial" w:hAnsi="Arial"/>
+          <w:sz w:val="20"/>
+          <w:szCs w:val="20"/>
+        </w:rPr>
+        <w:t xml:space="preserve">| math.pi | math.pi | 3.14159... |</w:t>
+      </w:r>
+    </w:p>
+    <w:p>
+      <w:pPr>
+        <w:spacing w:after="160"/>
       </w:pPr>
     </w:p>
     <w:p>
